--- a/build/smoke_report.docx
+++ b/build/smoke_report.docx
@@ -14,7 +14,7 @@
           <w:color w:val="1F3A68"/>
           <w:sz w:val="28"/>
         </w:rPr>
-        <w:t>REPORT ON MIX DESIGN OF DBM GRADE I</w:t>
+        <w:t>REPORT ON MIX DESIGN OF DENSE BITUMINOUS MACADAM GRADE II</w:t>
       </w:r>
     </w:p>
     <w:p>
@@ -40,7 +40,7 @@
           <w:b w:val="0"/>
           <w:sz w:val="20"/>
         </w:rPr>
-        <w:t>Pavement Laboratory  •  Report Date: 13-May-2026</w:t>
+        <w:t>Pavement Laboratory  •  Report Date: 15-May-2026</w:t>
       </w:r>
     </w:p>
     <w:p>
@@ -442,7 +442,7 @@
                 <w:b w:val="0"/>
                 <w:sz w:val="20"/>
               </w:rPr>
-              <w:t>100.0</w:t>
+              <w:t>0.0</w:t>
             </w:r>
           </w:p>
         </w:tc>
@@ -461,7 +461,7 @@
                 <w:b w:val="0"/>
                 <w:sz w:val="20"/>
               </w:rPr>
-              <w:t>100.0</w:t>
+              <w:t>0.0</w:t>
             </w:r>
           </w:p>
         </w:tc>
@@ -480,7 +480,7 @@
                 <w:b w:val="0"/>
                 <w:sz w:val="20"/>
               </w:rPr>
-              <w:t>100.0</w:t>
+              <w:t>0.0</w:t>
             </w:r>
           </w:p>
         </w:tc>
@@ -499,7 +499,7 @@
                 <w:b w:val="0"/>
                 <w:sz w:val="20"/>
               </w:rPr>
-              <w:t>100.0</w:t>
+              <w:t>0.0</w:t>
             </w:r>
           </w:p>
         </w:tc>
@@ -518,7 +518,7 @@
                 <w:b w:val="0"/>
                 <w:sz w:val="20"/>
               </w:rPr>
-              <w:t>100.0</w:t>
+              <w:t>0.0</w:t>
             </w:r>
           </w:p>
         </w:tc>
@@ -558,7 +558,7 @@
                 <w:b w:val="0"/>
                 <w:sz w:val="20"/>
               </w:rPr>
-              <w:t>96.6</w:t>
+              <w:t>0.0</w:t>
             </w:r>
           </w:p>
         </w:tc>
@@ -577,7 +577,7 @@
                 <w:b w:val="0"/>
                 <w:sz w:val="20"/>
               </w:rPr>
-              <w:t>100.0</w:t>
+              <w:t>0.0</w:t>
             </w:r>
           </w:p>
         </w:tc>
@@ -596,7 +596,7 @@
                 <w:b w:val="0"/>
                 <w:sz w:val="20"/>
               </w:rPr>
-              <w:t>100.0</w:t>
+              <w:t>0.0</w:t>
             </w:r>
           </w:p>
         </w:tc>
@@ -615,7 +615,7 @@
                 <w:b w:val="0"/>
                 <w:sz w:val="20"/>
               </w:rPr>
-              <w:t>100.0</w:t>
+              <w:t>0.0</w:t>
             </w:r>
           </w:p>
         </w:tc>
@@ -634,7 +634,7 @@
                 <w:b w:val="0"/>
                 <w:sz w:val="20"/>
               </w:rPr>
-              <w:t>100.0</w:t>
+              <w:t>0.0</w:t>
             </w:r>
           </w:p>
         </w:tc>
@@ -674,7 +674,7 @@
                 <w:b w:val="0"/>
                 <w:sz w:val="20"/>
               </w:rPr>
-              <w:t>44.5</w:t>
+              <w:t>0.0</w:t>
             </w:r>
           </w:p>
         </w:tc>
@@ -693,7 +693,7 @@
                 <w:b w:val="0"/>
                 <w:sz w:val="20"/>
               </w:rPr>
-              <w:t>89.8</w:t>
+              <w:t>0.0</w:t>
             </w:r>
           </w:p>
         </w:tc>
@@ -712,7 +712,7 @@
                 <w:b w:val="0"/>
                 <w:sz w:val="20"/>
               </w:rPr>
-              <w:t>100.0</w:t>
+              <w:t>0.0</w:t>
             </w:r>
           </w:p>
         </w:tc>
@@ -731,7 +731,7 @@
                 <w:b w:val="0"/>
                 <w:sz w:val="20"/>
               </w:rPr>
-              <w:t>100.0</w:t>
+              <w:t>0.0</w:t>
             </w:r>
           </w:p>
         </w:tc>
@@ -750,7 +750,7 @@
                 <w:b w:val="0"/>
                 <w:sz w:val="20"/>
               </w:rPr>
-              <w:t>100.0</w:t>
+              <w:t>0.0</w:t>
             </w:r>
           </w:p>
         </w:tc>
@@ -790,7 +790,7 @@
                 <w:b w:val="0"/>
                 <w:sz w:val="20"/>
               </w:rPr>
-              <w:t>4.0</w:t>
+              <w:t>0.0</w:t>
             </w:r>
           </w:p>
         </w:tc>
@@ -809,7 +809,7 @@
                 <w:b w:val="0"/>
                 <w:sz w:val="20"/>
               </w:rPr>
-              <w:t>5.2</w:t>
+              <w:t>0.0</w:t>
             </w:r>
           </w:p>
         </w:tc>
@@ -828,7 +828,7 @@
                 <w:b w:val="0"/>
                 <w:sz w:val="20"/>
               </w:rPr>
-              <w:t>100.0</w:t>
+              <w:t>0.0</w:t>
             </w:r>
           </w:p>
         </w:tc>
@@ -847,7 +847,7 @@
                 <w:b w:val="0"/>
                 <w:sz w:val="20"/>
               </w:rPr>
-              <w:t>100.0</w:t>
+              <w:t>0.0</w:t>
             </w:r>
           </w:p>
         </w:tc>
@@ -866,7 +866,7 @@
                 <w:b w:val="0"/>
                 <w:sz w:val="20"/>
               </w:rPr>
-              <w:t>100.0</w:t>
+              <w:t>0.0</w:t>
             </w:r>
           </w:p>
         </w:tc>
@@ -944,7 +944,7 @@
                 <w:b w:val="0"/>
                 <w:sz w:val="20"/>
               </w:rPr>
-              <w:t>38.6</w:t>
+              <w:t>0.0</w:t>
             </w:r>
           </w:p>
         </w:tc>
@@ -963,7 +963,7 @@
                 <w:b w:val="0"/>
                 <w:sz w:val="20"/>
               </w:rPr>
-              <w:t>99.8</w:t>
+              <w:t>0.0</w:t>
             </w:r>
           </w:p>
         </w:tc>
@@ -982,7 +982,7 @@
                 <w:b w:val="0"/>
                 <w:sz w:val="20"/>
               </w:rPr>
-              <w:t>100.0</w:t>
+              <w:t>0.0</w:t>
             </w:r>
           </w:p>
         </w:tc>
@@ -1060,7 +1060,7 @@
                 <w:b w:val="0"/>
                 <w:sz w:val="20"/>
               </w:rPr>
-              <w:t>8.1</w:t>
+              <w:t>0.0</w:t>
             </w:r>
           </w:p>
         </w:tc>
@@ -1079,7 +1079,7 @@
                 <w:b w:val="0"/>
                 <w:sz w:val="20"/>
               </w:rPr>
-              <w:t>92.3</w:t>
+              <w:t>0.0</w:t>
             </w:r>
           </w:p>
         </w:tc>
@@ -1098,7 +1098,7 @@
                 <w:b w:val="0"/>
                 <w:sz w:val="20"/>
               </w:rPr>
-              <w:t>100.0</w:t>
+              <w:t>0.0</w:t>
             </w:r>
           </w:p>
         </w:tc>
@@ -1195,7 +1195,7 @@
                 <w:b w:val="0"/>
                 <w:sz w:val="20"/>
               </w:rPr>
-              <w:t>33.8</w:t>
+              <w:t>0.0</w:t>
             </w:r>
           </w:p>
         </w:tc>
@@ -1214,7 +1214,7 @@
                 <w:b w:val="0"/>
                 <w:sz w:val="20"/>
               </w:rPr>
-              <w:t>100.0</w:t>
+              <w:t>0.0</w:t>
             </w:r>
           </w:p>
         </w:tc>
@@ -1311,7 +1311,7 @@
                 <w:b w:val="0"/>
                 <w:sz w:val="20"/>
               </w:rPr>
-              <w:t>9.5</w:t>
+              <w:t>0.0</w:t>
             </w:r>
           </w:p>
         </w:tc>
@@ -1330,7 +1330,7 @@
                 <w:b w:val="0"/>
                 <w:sz w:val="20"/>
               </w:rPr>
-              <w:t>42.2</w:t>
+              <w:t>0.0</w:t>
             </w:r>
           </w:p>
         </w:tc>
@@ -1617,7 +1617,7 @@
           <w:b w:val="0"/>
           <w:sz w:val="20"/>
         </w:rPr>
-        <w:t>Aggregates are mixed in the proportions above to meet the combined gradation specified for DBM Grade I (MoRTH).</w:t>
+        <w:t>Aggregates are mixed in the proportions above to meet the combined gradation specified for Dense Bituminous Macadam Grade II (MoRTH).</w:t>
       </w:r>
     </w:p>
     <w:p>
@@ -1769,7 +1769,7 @@
                 <w:b w:val="0"/>
                 <w:sz w:val="20"/>
               </w:rPr>
-              <w:t>98.00</w:t>
+              <w:t>0.00</w:t>
             </w:r>
           </w:p>
         </w:tc>
@@ -1847,7 +1847,7 @@
                 <w:b w:val="0"/>
                 <w:sz w:val="20"/>
               </w:rPr>
-              <w:t>97.21</w:t>
+              <w:t>0.00</w:t>
             </w:r>
           </w:p>
         </w:tc>
@@ -1885,7 +1885,7 @@
                 <w:b w:val="0"/>
                 <w:sz w:val="20"/>
               </w:rPr>
-              <w:t>Within</w:t>
+              <w:t>Out</w:t>
             </w:r>
           </w:p>
         </w:tc>
@@ -1925,7 +1925,7 @@
                 <w:b w:val="0"/>
                 <w:sz w:val="20"/>
               </w:rPr>
-              <w:t>84.12</w:t>
+              <w:t>0.00</w:t>
             </w:r>
           </w:p>
         </w:tc>
@@ -1963,7 +1963,7 @@
                 <w:b w:val="0"/>
                 <w:sz w:val="20"/>
               </w:rPr>
-              <w:t>Within</w:t>
+              <w:t>Out</w:t>
             </w:r>
           </w:p>
         </w:tc>
@@ -2003,7 +2003,7 @@
                 <w:b w:val="0"/>
                 <w:sz w:val="20"/>
               </w:rPr>
-              <w:t>65.49</w:t>
+              <w:t>0.00</w:t>
             </w:r>
           </w:p>
         </w:tc>
@@ -2041,7 +2041,7 @@
                 <w:b w:val="0"/>
                 <w:sz w:val="20"/>
               </w:rPr>
-              <w:t>Within</w:t>
+              <w:t>Out</w:t>
             </w:r>
           </w:p>
         </w:tc>
@@ -2081,7 +2081,7 @@
                 <w:b w:val="0"/>
                 <w:sz w:val="20"/>
               </w:rPr>
-              <w:t>44.27</w:t>
+              <w:t>0.00</w:t>
             </w:r>
           </w:p>
         </w:tc>
@@ -2119,7 +2119,7 @@
                 <w:b w:val="0"/>
                 <w:sz w:val="20"/>
               </w:rPr>
-              <w:t>Within</w:t>
+              <w:t>Out</w:t>
             </w:r>
           </w:p>
         </w:tc>
@@ -2159,7 +2159,7 @@
                 <w:b w:val="0"/>
                 <w:sz w:val="20"/>
               </w:rPr>
-              <w:t>32.11</w:t>
+              <w:t>0.00</w:t>
             </w:r>
           </w:p>
         </w:tc>
@@ -2197,7 +2197,7 @@
                 <w:b w:val="0"/>
                 <w:sz w:val="20"/>
               </w:rPr>
-              <w:t>Within</w:t>
+              <w:t>Out</w:t>
             </w:r>
           </w:p>
         </w:tc>
@@ -2237,7 +2237,7 @@
                 <w:b w:val="0"/>
                 <w:sz w:val="20"/>
               </w:rPr>
-              <w:t>10.81</w:t>
+              <w:t>0.00</w:t>
             </w:r>
           </w:p>
         </w:tc>
@@ -2275,7 +2275,7 @@
                 <w:b w:val="0"/>
                 <w:sz w:val="20"/>
               </w:rPr>
-              <w:t>Within</w:t>
+              <w:t>Out</w:t>
             </w:r>
           </w:p>
         </w:tc>
@@ -2315,7 +2315,7 @@
                 <w:b w:val="0"/>
                 <w:sz w:val="20"/>
               </w:rPr>
-              <w:t>3.03</w:t>
+              <w:t>0.00</w:t>
             </w:r>
           </w:p>
         </w:tc>
@@ -2353,7 +2353,7 @@
                 <w:b w:val="0"/>
                 <w:sz w:val="20"/>
               </w:rPr>
-              <w:t>Within</w:t>
+              <w:t>Out</w:t>
             </w:r>
           </w:p>
         </w:tc>
@@ -4325,7 +4325,7 @@
                 <w:b w:val="0"/>
                 <w:sz w:val="20"/>
               </w:rPr>
-              <w:t>≥ 14.0</w:t>
+              <w:t>≥ 13.25</w:t>
             </w:r>
           </w:p>
         </w:tc>
@@ -4403,7 +4403,7 @@
                 <w:b w:val="0"/>
                 <w:sz w:val="20"/>
               </w:rPr>
-              <w:t>65.0 – 78.0</w:t>
+              <w:t>65.0 – 75.0</w:t>
             </w:r>
           </w:p>
         </w:tc>
@@ -4672,7 +4672,7 @@
           <w:b/>
           <w:sz w:val="24"/>
         </w:rPr>
-        <w:t>Overall compliance (DBM Grade I): PASS</w:t>
+        <w:t>Overall compliance (Dense Bituminous Macadam Grade II): PASS</w:t>
       </w:r>
     </w:p>
     <w:p>

--- a/build/smoke_report.docx
+++ b/build/smoke_report.docx
@@ -229,6 +229,46 @@
                 <w:sz w:val="20"/>
               </w:rPr>
               <w:t>Arcstone Infrastructure</w:t>
+            </w:r>
+          </w:p>
+        </w:tc>
+      </w:tr>
+      <w:tr>
+        <w:tc>
+          <w:tcPr>
+            <w:tcW w:type="dxa" w:w="4801"/>
+            <w:vAlign w:val="center"/>
+          </w:tcPr>
+          <w:p>
+            <w:pPr>
+              <w:jc w:val="left"/>
+            </w:pPr>
+            <w:r>
+              <w:rPr>
+                <w:rFonts w:ascii="Arial" w:hAnsi="Arial"/>
+                <w:b w:val="0"/>
+                <w:sz w:val="20"/>
+              </w:rPr>
+              <w:t>Compaction (each face)</w:t>
+            </w:r>
+          </w:p>
+        </w:tc>
+        <w:tc>
+          <w:tcPr>
+            <w:tcW w:type="dxa" w:w="4801"/>
+            <w:vAlign w:val="center"/>
+          </w:tcPr>
+          <w:p>
+            <w:pPr>
+              <w:jc w:val="center"/>
+            </w:pPr>
+            <w:r>
+              <w:rPr>
+                <w:rFonts w:ascii="Arial" w:hAnsi="Arial"/>
+                <w:b w:val="0"/>
+                <w:sz w:val="20"/>
+              </w:rPr>
+              <w:t>75 blows (MoRTH Table 500-10 (IRC:111))</w:t>
             </w:r>
           </w:p>
         </w:tc>
@@ -3921,7 +3961,7 @@
           <w:b/>
           <w:sz w:val="24"/>
         </w:rPr>
-        <w:t>OBC = 4.25% (at target 4.0% air voids — method: interpolated)</w:t>
+        <w:t>OBC = 4.25% (at target 4.0% air voids — midpoint of 3–5% from MoRTH Table 500-10 (IRC:111); method: interpolated)</w:t>
       </w:r>
     </w:p>
     <w:p>

--- a/build/smoke_report.docx
+++ b/build/smoke_report.docx
@@ -40,7 +40,7 @@
           <w:b w:val="0"/>
           <w:sz w:val="20"/>
         </w:rPr>
-        <w:t>Pavement Laboratory  •  Report Date: 15-May-2026</w:t>
+        <w:t>Pavement Laboratory  •  Report Date: 23-Jun-2026</w:t>
       </w:r>
     </w:p>
     <w:p>
@@ -482,7 +482,7 @@
                 <w:b w:val="0"/>
                 <w:sz w:val="20"/>
               </w:rPr>
-              <w:t>0.0</w:t>
+              <w:t>50.0</w:t>
             </w:r>
           </w:p>
         </w:tc>
@@ -501,7 +501,7 @@
                 <w:b w:val="0"/>
                 <w:sz w:val="20"/>
               </w:rPr>
-              <w:t>0.0</w:t>
+              <w:t>50.0</w:t>
             </w:r>
           </w:p>
         </w:tc>
@@ -520,7 +520,7 @@
                 <w:b w:val="0"/>
                 <w:sz w:val="20"/>
               </w:rPr>
-              <w:t>0.0</w:t>
+              <w:t>50.0</w:t>
             </w:r>
           </w:p>
         </w:tc>
@@ -539,7 +539,7 @@
                 <w:b w:val="0"/>
                 <w:sz w:val="20"/>
               </w:rPr>
-              <w:t>0.0</w:t>
+              <w:t>50.0</w:t>
             </w:r>
           </w:p>
         </w:tc>
@@ -558,7 +558,7 @@
                 <w:b w:val="0"/>
                 <w:sz w:val="20"/>
               </w:rPr>
-              <w:t>0.0</w:t>
+              <w:t>50.0</w:t>
             </w:r>
           </w:p>
         </w:tc>
@@ -598,7 +598,7 @@
                 <w:b w:val="0"/>
                 <w:sz w:val="20"/>
               </w:rPr>
-              <w:t>0.0</w:t>
+              <w:t>50.0</w:t>
             </w:r>
           </w:p>
         </w:tc>
@@ -617,7 +617,7 @@
                 <w:b w:val="0"/>
                 <w:sz w:val="20"/>
               </w:rPr>
-              <w:t>0.0</w:t>
+              <w:t>50.0</w:t>
             </w:r>
           </w:p>
         </w:tc>
@@ -636,7 +636,7 @@
                 <w:b w:val="0"/>
                 <w:sz w:val="20"/>
               </w:rPr>
-              <w:t>0.0</w:t>
+              <w:t>50.0</w:t>
             </w:r>
           </w:p>
         </w:tc>
@@ -655,7 +655,7 @@
                 <w:b w:val="0"/>
                 <w:sz w:val="20"/>
               </w:rPr>
-              <w:t>0.0</w:t>
+              <w:t>50.0</w:t>
             </w:r>
           </w:p>
         </w:tc>
@@ -674,7 +674,7 @@
                 <w:b w:val="0"/>
                 <w:sz w:val="20"/>
               </w:rPr>
-              <w:t>0.0</w:t>
+              <w:t>50.0</w:t>
             </w:r>
           </w:p>
         </w:tc>
@@ -714,7 +714,7 @@
                 <w:b w:val="0"/>
                 <w:sz w:val="20"/>
               </w:rPr>
-              <w:t>0.0</w:t>
+              <w:t>50.0</w:t>
             </w:r>
           </w:p>
         </w:tc>
@@ -733,7 +733,7 @@
                 <w:b w:val="0"/>
                 <w:sz w:val="20"/>
               </w:rPr>
-              <w:t>0.0</w:t>
+              <w:t>50.0</w:t>
             </w:r>
           </w:p>
         </w:tc>
@@ -752,7 +752,7 @@
                 <w:b w:val="0"/>
                 <w:sz w:val="20"/>
               </w:rPr>
-              <w:t>0.0</w:t>
+              <w:t>50.0</w:t>
             </w:r>
           </w:p>
         </w:tc>
@@ -771,7 +771,7 @@
                 <w:b w:val="0"/>
                 <w:sz w:val="20"/>
               </w:rPr>
-              <w:t>0.0</w:t>
+              <w:t>50.0</w:t>
             </w:r>
           </w:p>
         </w:tc>
@@ -790,7 +790,7 @@
                 <w:b w:val="0"/>
                 <w:sz w:val="20"/>
               </w:rPr>
-              <w:t>0.0</w:t>
+              <w:t>50.0</w:t>
             </w:r>
           </w:p>
         </w:tc>
@@ -830,7 +830,7 @@
                 <w:b w:val="0"/>
                 <w:sz w:val="20"/>
               </w:rPr>
-              <w:t>0.0</w:t>
+              <w:t>50.0</w:t>
             </w:r>
           </w:p>
         </w:tc>
@@ -849,7 +849,7 @@
                 <w:b w:val="0"/>
                 <w:sz w:val="20"/>
               </w:rPr>
-              <w:t>0.0</w:t>
+              <w:t>50.0</w:t>
             </w:r>
           </w:p>
         </w:tc>
@@ -868,7 +868,7 @@
                 <w:b w:val="0"/>
                 <w:sz w:val="20"/>
               </w:rPr>
-              <w:t>0.0</w:t>
+              <w:t>50.0</w:t>
             </w:r>
           </w:p>
         </w:tc>
@@ -887,7 +887,7 @@
                 <w:b w:val="0"/>
                 <w:sz w:val="20"/>
               </w:rPr>
-              <w:t>0.0</w:t>
+              <w:t>50.0</w:t>
             </w:r>
           </w:p>
         </w:tc>
@@ -906,7 +906,7 @@
                 <w:b w:val="0"/>
                 <w:sz w:val="20"/>
               </w:rPr>
-              <w:t>0.0</w:t>
+              <w:t>50.0</w:t>
             </w:r>
           </w:p>
         </w:tc>
@@ -946,7 +946,7 @@
                 <w:b w:val="0"/>
                 <w:sz w:val="20"/>
               </w:rPr>
-              <w:t>0.0</w:t>
+              <w:t>50.0</w:t>
             </w:r>
           </w:p>
         </w:tc>
@@ -965,7 +965,7 @@
                 <w:b w:val="0"/>
                 <w:sz w:val="20"/>
               </w:rPr>
-              <w:t>0.0</w:t>
+              <w:t>50.0</w:t>
             </w:r>
           </w:p>
         </w:tc>
@@ -984,7 +984,7 @@
                 <w:b w:val="0"/>
                 <w:sz w:val="20"/>
               </w:rPr>
-              <w:t>0.0</w:t>
+              <w:t>50.0</w:t>
             </w:r>
           </w:p>
         </w:tc>
@@ -1003,7 +1003,7 @@
                 <w:b w:val="0"/>
                 <w:sz w:val="20"/>
               </w:rPr>
-              <w:t>0.0</w:t>
+              <w:t>50.0</w:t>
             </w:r>
           </w:p>
         </w:tc>
@@ -1022,7 +1022,7 @@
                 <w:b w:val="0"/>
                 <w:sz w:val="20"/>
               </w:rPr>
-              <w:t>0.0</w:t>
+              <w:t>50.0</w:t>
             </w:r>
           </w:p>
         </w:tc>
@@ -1062,7 +1062,7 @@
                 <w:b w:val="0"/>
                 <w:sz w:val="20"/>
               </w:rPr>
-              <w:t>0.0</w:t>
+              <w:t>50.0</w:t>
             </w:r>
           </w:p>
         </w:tc>
@@ -1081,7 +1081,7 @@
                 <w:b w:val="0"/>
                 <w:sz w:val="20"/>
               </w:rPr>
-              <w:t>0.0</w:t>
+              <w:t>50.0</w:t>
             </w:r>
           </w:p>
         </w:tc>
@@ -1100,7 +1100,7 @@
                 <w:b w:val="0"/>
                 <w:sz w:val="20"/>
               </w:rPr>
-              <w:t>0.0</w:t>
+              <w:t>50.0</w:t>
             </w:r>
           </w:p>
         </w:tc>
@@ -1119,7 +1119,7 @@
                 <w:b w:val="0"/>
                 <w:sz w:val="20"/>
               </w:rPr>
-              <w:t>0.0</w:t>
+              <w:t>50.0</w:t>
             </w:r>
           </w:p>
         </w:tc>
@@ -1138,7 +1138,7 @@
                 <w:b w:val="0"/>
                 <w:sz w:val="20"/>
               </w:rPr>
-              <w:t>0.0</w:t>
+              <w:t>50.0</w:t>
             </w:r>
           </w:p>
         </w:tc>
@@ -1178,7 +1178,7 @@
                 <w:b w:val="0"/>
                 <w:sz w:val="20"/>
               </w:rPr>
-              <w:t>0.0</w:t>
+              <w:t>50.0</w:t>
             </w:r>
           </w:p>
         </w:tc>
@@ -1197,7 +1197,7 @@
                 <w:b w:val="0"/>
                 <w:sz w:val="20"/>
               </w:rPr>
-              <w:t>0.0</w:t>
+              <w:t>50.0</w:t>
             </w:r>
           </w:p>
         </w:tc>
@@ -1216,7 +1216,7 @@
                 <w:b w:val="0"/>
                 <w:sz w:val="20"/>
               </w:rPr>
-              <w:t>0.0</w:t>
+              <w:t>50.0</w:t>
             </w:r>
           </w:p>
         </w:tc>
@@ -1235,7 +1235,7 @@
                 <w:b w:val="0"/>
                 <w:sz w:val="20"/>
               </w:rPr>
-              <w:t>0.0</w:t>
+              <w:t>50.0</w:t>
             </w:r>
           </w:p>
         </w:tc>
@@ -1254,7 +1254,7 @@
                 <w:b w:val="0"/>
                 <w:sz w:val="20"/>
               </w:rPr>
-              <w:t>0.0</w:t>
+              <w:t>50.0</w:t>
             </w:r>
           </w:p>
         </w:tc>
@@ -1294,7 +1294,7 @@
                 <w:b w:val="0"/>
                 <w:sz w:val="20"/>
               </w:rPr>
-              <w:t>0.0</w:t>
+              <w:t>50.0</w:t>
             </w:r>
           </w:p>
         </w:tc>
@@ -1313,7 +1313,7 @@
                 <w:b w:val="0"/>
                 <w:sz w:val="20"/>
               </w:rPr>
-              <w:t>0.0</w:t>
+              <w:t>50.0</w:t>
             </w:r>
           </w:p>
         </w:tc>
@@ -1332,7 +1332,7 @@
                 <w:b w:val="0"/>
                 <w:sz w:val="20"/>
               </w:rPr>
-              <w:t>0.0</w:t>
+              <w:t>50.0</w:t>
             </w:r>
           </w:p>
         </w:tc>
@@ -1351,7 +1351,7 @@
                 <w:b w:val="0"/>
                 <w:sz w:val="20"/>
               </w:rPr>
-              <w:t>0.0</w:t>
+              <w:t>50.0</w:t>
             </w:r>
           </w:p>
         </w:tc>
@@ -1370,7 +1370,7 @@
                 <w:b w:val="0"/>
                 <w:sz w:val="20"/>
               </w:rPr>
-              <w:t>0.0</w:t>
+              <w:t>50.0</w:t>
             </w:r>
           </w:p>
         </w:tc>
@@ -1622,6 +1622,46 @@
                 <w:b w:val="0"/>
                 <w:sz w:val="20"/>
               </w:rPr>
+              <w:t>Cement</w:t>
+            </w:r>
+          </w:p>
+        </w:tc>
+        <w:tc>
+          <w:tcPr>
+            <w:tcW w:type="dxa" w:w="4801"/>
+            <w:vAlign w:val="center"/>
+          </w:tcPr>
+          <w:p>
+            <w:pPr>
+              <w:jc w:val="center"/>
+            </w:pPr>
+            <w:r>
+              <w:rPr>
+                <w:rFonts w:ascii="Arial" w:hAnsi="Arial"/>
+                <w:b w:val="0"/>
+                <w:sz w:val="20"/>
+              </w:rPr>
+              <w:t>2.0%</w:t>
+            </w:r>
+          </w:p>
+        </w:tc>
+      </w:tr>
+      <w:tr>
+        <w:tc>
+          <w:tcPr>
+            <w:tcW w:type="dxa" w:w="4801"/>
+            <w:vAlign w:val="center"/>
+          </w:tcPr>
+          <w:p>
+            <w:pPr>
+              <w:jc w:val="left"/>
+            </w:pPr>
+            <w:r>
+              <w:rPr>
+                <w:rFonts w:ascii="Arial" w:hAnsi="Arial"/>
+                <w:b w:val="0"/>
+                <w:sz w:val="20"/>
+              </w:rPr>
               <w:t>TOTAL</w:t>
             </w:r>
           </w:p>
@@ -1641,7 +1681,7 @@
                 <w:b w:val="0"/>
                 <w:sz w:val="20"/>
               </w:rPr>
-              <w:t>98.0%</w:t>
+              <w:t>100.0%</w:t>
             </w:r>
           </w:p>
         </w:tc>
@@ -1809,7 +1849,7 @@
                 <w:b w:val="0"/>
                 <w:sz w:val="20"/>
               </w:rPr>
-              <w:t>0.00</w:t>
+              <w:t>50.00</w:t>
             </w:r>
           </w:p>
         </w:tc>
@@ -1887,7 +1927,7 @@
                 <w:b w:val="0"/>
                 <w:sz w:val="20"/>
               </w:rPr>
-              <w:t>0.00</w:t>
+              <w:t>50.00</w:t>
             </w:r>
           </w:p>
         </w:tc>
@@ -1965,7 +2005,7 @@
                 <w:b w:val="0"/>
                 <w:sz w:val="20"/>
               </w:rPr>
-              <w:t>0.00</w:t>
+              <w:t>50.00</w:t>
             </w:r>
           </w:p>
         </w:tc>
@@ -2043,7 +2083,7 @@
                 <w:b w:val="0"/>
                 <w:sz w:val="20"/>
               </w:rPr>
-              <w:t>0.00</w:t>
+              <w:t>50.00</w:t>
             </w:r>
           </w:p>
         </w:tc>
@@ -2121,7 +2161,7 @@
                 <w:b w:val="0"/>
                 <w:sz w:val="20"/>
               </w:rPr>
-              <w:t>0.00</w:t>
+              <w:t>50.00</w:t>
             </w:r>
           </w:p>
         </w:tc>
@@ -2159,7 +2199,7 @@
                 <w:b w:val="0"/>
                 <w:sz w:val="20"/>
               </w:rPr>
-              <w:t>Out</w:t>
+              <w:t>Within</w:t>
             </w:r>
           </w:p>
         </w:tc>
@@ -2199,7 +2239,7 @@
                 <w:b w:val="0"/>
                 <w:sz w:val="20"/>
               </w:rPr>
-              <w:t>0.00</w:t>
+              <w:t>50.00</w:t>
             </w:r>
           </w:p>
         </w:tc>
@@ -2277,7 +2317,7 @@
                 <w:b w:val="0"/>
                 <w:sz w:val="20"/>
               </w:rPr>
-              <w:t>0.00</w:t>
+              <w:t>50.00</w:t>
             </w:r>
           </w:p>
         </w:tc>
@@ -2355,7 +2395,7 @@
                 <w:b w:val="0"/>
                 <w:sz w:val="20"/>
               </w:rPr>
-              <w:t>0.00</w:t>
+              <w:t>50.00</w:t>
             </w:r>
           </w:p>
         </w:tc>
@@ -3200,7 +3240,7 @@
                 <w:b w:val="0"/>
                 <w:sz w:val="20"/>
               </w:rPr>
-              <w:t>12.22</w:t>
+              <w:t>12.86</w:t>
             </w:r>
           </w:p>
         </w:tc>
@@ -3238,7 +3278,7 @@
                 <w:b w:val="0"/>
                 <w:sz w:val="20"/>
               </w:rPr>
-              <w:t>3.64</w:t>
+              <w:t>3.83</w:t>
             </w:r>
           </w:p>
         </w:tc>
